--- a/STARLAB_Unit_5/README_Unit_5_Index.docx
+++ b/STARLAB_Unit_5/README_Unit_5_Index.docx
@@ -348,14 +348,6 @@
         <w:pStyle w:val="ListBullet"/>
       </w:pPr>
       <w:r>
-        <w:t>Appendix_P_Oral_Presentation_Rubric.docx</w:t>
-      </w:r>
-    </w:p>
-    <w:p>
-      <w:pPr>
-        <w:pStyle w:val="ListBullet"/>
-      </w:pPr>
-      <w:r>
         <w:t>Appendix_Q_Question_Bank_for_Practice_Presentations.docx</w:t>
       </w:r>
     </w:p>

--- a/STARLAB_Unit_5/README_Unit_5_Index.docx
+++ b/STARLAB_Unit_5/README_Unit_5_Index.docx
@@ -367,6 +367,14 @@
         <w:t>Appendix_S_Optional_Extension_-_STARLAB_Research_Showcase_Preparation.docx</w:t>
       </w:r>
     </w:p>
+    <w:p>
+      <w:pPr>
+        <w:pStyle w:val="ListBullet"/>
+      </w:pPr>
+      <w:r>
+        <w:t>Appendix_T_Peer_Review_Quality_Rubric.docx</w:t>
+      </w:r>
+    </w:p>
     <w:sectPr>
       <w:pgSz w:w="12240" w:h="15840"/>
       <w:pgMar w:top="1008" w:right="1080" w:bottom="1008" w:left="1080" w:header="720" w:footer="720" w:gutter="0"/>
